--- a/KHBD_Tin_học/Lớp_7/Tuần_04/KHBD_Tin_hoc_Lớp_7_Tiet04_Bai_2_Phan_mem_may_tinh_Tiet_2.docx
+++ b/KHBD_Tin_học/Lớp_7/Tuần_04/KHBD_Tin_hoc_Lớp_7_Tiet04_Bai_2_Phan_mem_may_tinh_Tiet_2.docx
@@ -359,34 +359,30 @@
     </w:p>
     <w:p>
       <w:pPr>
-        <w:spacing w:line="276" w:lineRule="auto" w:after="60" w:before="0"/>
-        <w:ind w:firstLine="0" w:left="850"/>
-        <w:jc w:val="both"/>
-      </w:pPr>
-      <w:r>
-        <w:rPr>
-          <w:rFonts w:ascii="Times New Roman" w:hAnsi="Times New Roman" w:eastAsia="Times New Roman"/>
-          <w:b w:val="0"/>
-          <w:i w:val="0"/>
-          <w:sz w:val="26"/>
-        </w:rPr>
-        <w:t>- Miền I. Khai thác dữ liệu và thông tin (thành tố 1.1. Duyệt, tìm kiếm và lọc dữ liệu, thông tin và nội dung số – Bậc 3): Khai thác thông tin số phục vụ bài học. (Đạt được thông qua Hoạt động 2)</w:t>
-      </w:r>
-    </w:p>
-    <w:p>
-      <w:pPr>
-        <w:spacing w:line="276" w:lineRule="auto" w:after="60" w:before="0"/>
-        <w:ind w:firstLine="0" w:left="850"/>
-        <w:jc w:val="both"/>
-      </w:pPr>
-      <w:r>
-        <w:rPr>
-          <w:rFonts w:ascii="Times New Roman" w:hAnsi="Times New Roman" w:eastAsia="Times New Roman"/>
-          <w:b w:val="0"/>
-          <w:i w:val="0"/>
-          <w:sz w:val="26"/>
-        </w:rPr>
-        <w:t>- Miền IV. An toàn (thành tố 4.1. Bảo vệ thiết bị và nội dung số – Bậc 3): Tuân thủ quy tắc an toàn thiết bị và bảo vệ dữ liệu. (Đạt được thông qua Hoạt động 3, Hoạt động 4)</w:t>
+        <w:spacing w:line="276" w:lineRule="auto" w:after="0" w:before="0"/>
+        <w:ind w:left="850" w:firstLine="0"/>
+        <w:jc w:val="both"/>
+      </w:pPr>
+      <w:r>
+        <w:rPr>
+          <w:rFonts w:ascii="Times New Roman" w:hAnsi="Times New Roman" w:cs="Times New Roman"/>
+          <w:sz w:val="26"/>
+        </w:rPr>
+        <w:t>- 5.1.CB3a: Chỉ ra được các vấn đề kỹ thuật thông thường và được xác định rõ ràng khi vận hành thiết bị và sử dụng môi trường số. (Nhận biết, kết nối và sử dụng các thành phần phần cứng và thiết bị số). (Đạt được thông qua Hoạt động 2)</w:t>
+      </w:r>
+    </w:p>
+    <w:p>
+      <w:pPr>
+        <w:spacing w:line="276" w:lineRule="auto" w:after="0" w:before="0"/>
+        <w:ind w:left="850" w:firstLine="0"/>
+        <w:jc w:val="both"/>
+      </w:pPr>
+      <w:r>
+        <w:rPr>
+          <w:rFonts w:ascii="Times New Roman" w:hAnsi="Times New Roman" w:cs="Times New Roman"/>
+          <w:sz w:val="26"/>
+        </w:rPr>
+        <w:t>- 4.1.CB3a: Chỉ ra được những cách thức cơ bản và phổ biến để bảo vệ thiết bị và nội dung số. (Thực hiện thao tác sử dụng thiết bị đúng quy cách và bảo vệ an toàn cho thiết bị). (Đạt được thông qua Hoạt động 3, Hoạt động 4)</w:t>
       </w:r>
     </w:p>
     <w:p>
